--- a/problems/13002/La_Dósis_Óptima_de_Nick.docx
+++ b/problems/13002/La_Dósis_Óptima_de_Nick.docx
@@ -24,7 +24,29 @@
           <w:szCs w:val="24"/>
           <w:lang w:eastAsia="es-MX"/>
         </w:rPr>
-        <w:t>La Dosis Óptima de Nick</w:t>
+        <w:t>L</w:t>
+      </w:r>
+      <w:r>
+        <w:rPr>
+          <w:rFonts w:eastAsia="Times New Roman" w:cs="Times New Roman" w:ascii="Times New Roman" w:hAnsi="Times New Roman"/>
+          <w:b/>
+          <w:bCs/>
+          <w:sz w:val="24"/>
+          <w:szCs w:val="24"/>
+          <w:lang w:eastAsia="es-MX"/>
+        </w:rPr>
+        <w:t>os esteroides d</w:t>
+      </w:r>
+      <w:r>
+        <w:rPr>
+          <w:rFonts w:eastAsia="Times New Roman" w:cs="Times New Roman" w:ascii="Times New Roman" w:hAnsi="Times New Roman"/>
+          <w:b/>
+          <w:bCs/>
+          <w:sz w:val="24"/>
+          <w:szCs w:val="24"/>
+          <w:lang w:eastAsia="es-MX"/>
+        </w:rPr>
+        <w:t>e Nick</w:t>
       </w:r>
     </w:p>
     <w:p>
@@ -45,7 +67,7 @@
           <w:szCs w:val="24"/>
           <w:lang w:eastAsia="es-MX"/>
         </w:rPr>
-        <w:t>Nicolás Caminante es un fisicolucturista profesional y tiene que participar en el Mr Olimpia, dentro de pocos meses. Él es consciente de que, en el circuito profesional de este deporte, es muy difícil competir sin “ayuda”. Tamnbién es consciente de que la ayuda química, trae consecuencias a corto o largo plazo; pero, su sueño es ganar el Mr Olimpia y necesita volverse aún más grande. Debe seleccionar un conjunto óptimo de ampollas de su ciclo competitivo.</w:t>
+        <w:t>Nicolás Caminante es un fisicoculturista profesional y tiene que participar en el Mr Olimpia, dentro de pocos meses. Él es consciente de que, en el circuito profesional de este deporte, es muy difícil competir sin “ayuda”. También, es consciente de que la ayuda química, trae consecuencias a corto o largo plazo; pero, su sueño es ganar el Mr Olimpia y necesita volverse aún más grande. Debe seleccionar un conjunto óptimo de ampollas de su ciclo competitivo.</w:t>
         <w:br/>
         <w:t>Cada ampolla tiene:</w:t>
       </w:r>
@@ -231,15 +253,11 @@
               <wp:inline distT="0" distB="0" distL="0" distR="0">
                 <wp:extent cx="5612130" cy="19050"/>
                 <wp:effectExtent l="0" t="0" r="0" b="0"/>
-                <wp:docPr id="1" name=""/>
+                <wp:docPr id="1" name="Shape1"/>
                 <a:graphic xmlns:a="http://schemas.openxmlformats.org/drawingml/2006/main">
                   <a:graphicData uri="http://schemas.microsoft.com/office/word/2010/wordprocessingShape">
                     <wps:wsp>
                       <wps:cNvSpPr/>
-                      <wps:nvSpPr>
-                        <wps:cNvPr id="2" name=""/>
-                        <wps:cNvSpPr/>
-                      </wps:nvSpPr>
                       <wps:spPr>
                         <a:xfrm>
                           <a:off x="0" y="0"/>
@@ -255,6 +273,12 @@
                           <a:noFill/>
                         </a:ln>
                       </wps:spPr>
+                      <wps:style>
+                        <a:lnRef idx="0"/>
+                        <a:fillRef idx="0"/>
+                        <a:effectRef idx="0"/>
+                        <a:fontRef idx="minor"/>
+                      </wps:style>
                       <wps:bodyPr/>
                     </wps:wsp>
                   </a:graphicData>
@@ -267,10 +291,10 @@
           </mc:Choice>
           <mc:Fallback>
             <w:pict>
-              <v:rect id="shape_0" fillcolor="#a0a0a0" stroked="f" o:allowincell="f" style="position:absolute;margin-left:0pt;margin-top:-1.55pt;width:441.85pt;height:1.45pt;mso-wrap-style:none;v-text-anchor:middle;mso-position-horizontal:center;mso-position-vertical:top">
+              <v:rect id="shape_0" ID="Shape1" path="m0,0l-2147483645,0l-2147483645,-2147483646l0,-2147483646xe" fillcolor="#a0a0a0" stroked="f" o:allowincell="f" style="position:absolute;margin-left:0pt;margin-top:-1.55pt;width:441.85pt;height:1.45pt;mso-wrap-style:none;v-text-anchor:middle;mso-position-vertical:top">
                 <v:fill o:detectmouseclick="t" type="solid" color2="#5f5f5f"/>
                 <v:stroke color="#3465a4" joinstyle="round" endcap="flat"/>
-                <w10:wrap type="topAndBottom"/>
+                <w10:wrap type="square"/>
               </v:rect>
             </w:pict>
           </mc:Fallback>
@@ -285,6 +309,7 @@
           <w:numId w:val="0"/>
         </w:numPr>
         <w:spacing w:lineRule="auto" w:line="240" w:beforeAutospacing="1" w:afterAutospacing="1"/>
+        <w:ind w:hanging="0" w:left="0"/>
         <w:outlineLvl w:val="1"/>
         <w:rPr>
           <w:rFonts w:ascii="Times New Roman" w:hAnsi="Times New Roman" w:eastAsia="Times New Roman" w:cs="Times New Roman"/>
@@ -683,15 +708,11 @@
               <wp:inline distT="0" distB="0" distL="0" distR="0">
                 <wp:extent cx="5612130" cy="19050"/>
                 <wp:effectExtent l="0" t="0" r="0" b="0"/>
-                <wp:docPr id="3" name=""/>
+                <wp:docPr id="2" name="Shape2"/>
                 <a:graphic xmlns:a="http://schemas.openxmlformats.org/drawingml/2006/main">
                   <a:graphicData uri="http://schemas.microsoft.com/office/word/2010/wordprocessingShape">
                     <wps:wsp>
                       <wps:cNvSpPr/>
-                      <wps:nvSpPr>
-                        <wps:cNvPr id="4" name=""/>
-                        <wps:cNvSpPr/>
-                      </wps:nvSpPr>
                       <wps:spPr>
                         <a:xfrm>
                           <a:off x="0" y="0"/>
@@ -707,6 +728,12 @@
                           <a:noFill/>
                         </a:ln>
                       </wps:spPr>
+                      <wps:style>
+                        <a:lnRef idx="0"/>
+                        <a:fillRef idx="0"/>
+                        <a:effectRef idx="0"/>
+                        <a:fontRef idx="minor"/>
+                      </wps:style>
                       <wps:bodyPr/>
                     </wps:wsp>
                   </a:graphicData>
@@ -719,10 +746,10 @@
           </mc:Choice>
           <mc:Fallback>
             <w:pict>
-              <v:rect id="shape_0" fillcolor="#a0a0a0" stroked="f" o:allowincell="f" style="position:absolute;margin-left:0pt;margin-top:-1.55pt;width:441.85pt;height:1.45pt;mso-wrap-style:none;v-text-anchor:middle;mso-position-horizontal:center;mso-position-vertical:top">
+              <v:rect id="shape_0" ID="Shape2" path="m0,0l-2147483645,0l-2147483645,-2147483646l0,-2147483646xe" fillcolor="#a0a0a0" stroked="f" o:allowincell="f" style="position:absolute;margin-left:0pt;margin-top:-1.55pt;width:441.85pt;height:1.45pt;mso-wrap-style:none;v-text-anchor:middle;mso-position-vertical:top">
                 <v:fill o:detectmouseclick="t" type="solid" color2="#5f5f5f"/>
                 <v:stroke color="#3465a4" joinstyle="round" endcap="flat"/>
-                <w10:wrap type="topAndBottom"/>
+                <w10:wrap type="square"/>
               </v:rect>
             </w:pict>
           </mc:Fallback>
@@ -737,6 +764,7 @@
           <w:numId w:val="0"/>
         </w:numPr>
         <w:spacing w:lineRule="auto" w:line="240" w:beforeAutospacing="1" w:afterAutospacing="1"/>
+        <w:ind w:hanging="0" w:left="0"/>
         <w:outlineLvl w:val="1"/>
         <w:rPr>
           <w:rFonts w:ascii="Times New Roman" w:hAnsi="Times New Roman" w:eastAsia="Times New Roman" w:cs="Times New Roman"/>
@@ -861,15 +889,11 @@
               <wp:inline distT="0" distB="0" distL="0" distR="0">
                 <wp:extent cx="5612130" cy="19050"/>
                 <wp:effectExtent l="0" t="0" r="0" b="0"/>
-                <wp:docPr id="5" name=""/>
+                <wp:docPr id="3" name="Shape3"/>
                 <a:graphic xmlns:a="http://schemas.openxmlformats.org/drawingml/2006/main">
                   <a:graphicData uri="http://schemas.microsoft.com/office/word/2010/wordprocessingShape">
                     <wps:wsp>
                       <wps:cNvSpPr/>
-                      <wps:nvSpPr>
-                        <wps:cNvPr id="6" name=""/>
-                        <wps:cNvSpPr/>
-                      </wps:nvSpPr>
                       <wps:spPr>
                         <a:xfrm>
                           <a:off x="0" y="0"/>
@@ -885,6 +909,12 @@
                           <a:noFill/>
                         </a:ln>
                       </wps:spPr>
+                      <wps:style>
+                        <a:lnRef idx="0"/>
+                        <a:fillRef idx="0"/>
+                        <a:effectRef idx="0"/>
+                        <a:fontRef idx="minor"/>
+                      </wps:style>
                       <wps:bodyPr/>
                     </wps:wsp>
                   </a:graphicData>
@@ -897,10 +927,10 @@
           </mc:Choice>
           <mc:Fallback>
             <w:pict>
-              <v:rect id="shape_0" fillcolor="#a0a0a0" stroked="f" o:allowincell="f" style="position:absolute;margin-left:0pt;margin-top:-1.55pt;width:441.85pt;height:1.45pt;mso-wrap-style:none;v-text-anchor:middle;mso-position-horizontal:center;mso-position-vertical:top">
+              <v:rect id="shape_0" ID="Shape3" path="m0,0l-2147483645,0l-2147483645,-2147483646l0,-2147483646xe" fillcolor="#a0a0a0" stroked="f" o:allowincell="f" style="position:absolute;margin-left:0pt;margin-top:-1.55pt;width:441.85pt;height:1.45pt;mso-wrap-style:none;v-text-anchor:middle;mso-position-vertical:top">
                 <v:fill o:detectmouseclick="t" type="solid" color2="#5f5f5f"/>
                 <v:stroke color="#3465a4" joinstyle="round" endcap="flat"/>
-                <w10:wrap type="topAndBottom"/>
+                <w10:wrap type="square"/>
               </v:rect>
             </w:pict>
           </mc:Fallback>
@@ -915,6 +945,7 @@
           <w:numId w:val="0"/>
         </w:numPr>
         <w:spacing w:lineRule="auto" w:line="240" w:beforeAutospacing="1" w:afterAutospacing="1"/>
+        <w:ind w:hanging="0" w:left="0"/>
         <w:outlineLvl w:val="1"/>
         <w:rPr>
           <w:rFonts w:ascii="Times New Roman" w:hAnsi="Times New Roman" w:eastAsia="Times New Roman" w:cs="Times New Roman"/>
@@ -967,6 +998,7 @@
           <w:numId w:val="0"/>
         </w:numPr>
         <w:spacing w:lineRule="auto" w:line="240" w:beforeAutospacing="1" w:afterAutospacing="1"/>
+        <w:ind w:hanging="0" w:left="0"/>
         <w:outlineLvl w:val="2"/>
         <w:rPr>
           <w:rFonts w:ascii="Times New Roman" w:hAnsi="Times New Roman" w:eastAsia="Times New Roman" w:cs="Times New Roman"/>
@@ -1197,6 +1229,7 @@
           <w:numId w:val="0"/>
         </w:numPr>
         <w:spacing w:lineRule="auto" w:line="240" w:beforeAutospacing="1" w:afterAutospacing="1"/>
+        <w:ind w:hanging="0" w:left="0"/>
         <w:outlineLvl w:val="2"/>
         <w:rPr>
           <w:rFonts w:ascii="Times New Roman" w:hAnsi="Times New Roman" w:eastAsia="Times New Roman" w:cs="Times New Roman"/>
@@ -1318,25 +1351,7 @@
           <w:szCs w:val="24"/>
           <w:lang w:eastAsia="es-MX"/>
         </w:rPr>
-        <w:t xml:space="preserve">El tiempo de ejecución, no debe superar los </w:t>
-      </w:r>
-      <w:r>
-        <w:rPr>
-          <w:rFonts w:eastAsia="Times New Roman" w:cs="Times New Roman" w:ascii="Times New Roman" w:hAnsi="Times New Roman"/>
-          <w:sz w:val="24"/>
-          <w:szCs w:val="24"/>
-          <w:lang w:eastAsia="es-MX"/>
-        </w:rPr>
-        <w:t>40</w:t>
-      </w:r>
-      <w:r>
-        <w:rPr>
-          <w:rFonts w:eastAsia="Times New Roman" w:cs="Times New Roman" w:ascii="Times New Roman" w:hAnsi="Times New Roman"/>
-          <w:sz w:val="24"/>
-          <w:szCs w:val="24"/>
-          <w:lang w:eastAsia="es-MX"/>
-        </w:rPr>
-        <w:t xml:space="preserve"> segundos.</w:t>
+        <w:t>El tiempo de ejecución, no debe superar los 40 segundos.</w:t>
       </w:r>
     </w:p>
     <w:p>
@@ -2190,6 +2205,7 @@
     <w:qFormat/>
     <w:pPr>
       <w:widowControl/>
+      <w:suppressAutoHyphens w:val="true"/>
       <w:bidi w:val="0"/>
       <w:spacing w:lineRule="auto" w:line="259" w:before="0" w:after="160"/>
       <w:jc w:val="left"/>
